--- a/capitulos/63_Capitulo_63.docx
+++ b/capitulos/63_Capitulo_63.docx
@@ -822,7 +822,7 @@
           <w:color w:val="1C1C20"/>
           <w:sz w:val="22"/>
         </w:rPr>
-        <w:t>Vlad y Zemina compartían un baile lento y pausado al borde del resplandor de las llamas, perdidos en su devoción mutua; Renji Abarai descansaba con la espalda apoyada en una duna, rodeando los hombros de Rukia Kuchiki con una manta gruesa mientras ella contemplaba el mar en serena paz; Ken Kaneki y Burnice White reían a carcajadas mientras tostaban malvaviscos en varas de sauce; Akame y Pulchra devoraban brochetas de salmón asado compitiendo amistosamente por ver quién terminaba primero; mientras Hoshina practicaba tiros de precisión arrojando conchas lisas hacia las crestas de las olas con Lighter corrigiéndole la postura entre sonrisas.</w:t>
+        <w:t>Vlad y Zemina compartían un baile lento y pausado al borde del resplandor de las llamas, perdidos en su devoción mutua; Renji Abarai descansaba con la espalda apoyada en una duna, rodeando los hombros de Rukia Kuchiki con una manta gruesa mientras ella contemplaba el mar en serena paz; Ken y Burnice White reían a carcajadas mientras tostaban malvaviscos en varas de sauce; Akame y Pulchra devoraban brochetas de salmón asado compitiendo amistosamente por ver quién terminaba primero; mientras Hoshina practicaba tiros de precisión arrojando conchas lisas hacia las crestas de las olas con Lighter corrigiéndole la postura entre sonrisas.</w:t>
       </w:r>
     </w:p>
     <w:p>
